--- a/Day_3_Student_Packet.docx
+++ b/Day_3_Student_Packet.docx
@@ -153,7 +153,7 @@
           <w:p>
             <w:r/>
             <w:r>
-              <w:t>Students formalize yesterday’s discovery. They read a factored polynomial, count the multiplicity of each zero, and predict graph behavior before verifying in Desmos.</w:t>
+              <w:t>Students name multiplicity, count it from a factored polynomial, and predict graph behavior at every zero before verifying in Desmos.</w:t>
             </w:r>
           </w:p>
         </w:tc>
@@ -238,17 +238,22 @@
               <w:rPr>
                 <w:b/>
               </w:rPr>
-              <w:t>🔁  RECALL FROM DAY 2</w:t>
+              <w:t>🔁  WELCOME BACK</w:t>
             </w:r>
           </w:p>
           <w:p>
             <w:r>
-              <w:t>Yesterday you factored g(x) = x³ − 8x² + 16x into x(x − 4)² and saw the graph TOUCH the x-axis at x = 4 instead of crossing. We said “we’ll name it tomorrow.”</w:t>
+              <w:t>Day 2: zeros + a point → equation (you worked BACKWARD).</w:t>
             </w:r>
           </w:p>
           <w:p>
             <w:r>
-              <w:t>Today is tomorrow. The word is MULTIPLICITY.</w:t>
+              <w:t>Today: when a factor appears more than once, the graph does something different at that zero. We’ll name it.</w:t>
+            </w:r>
+          </w:p>
+          <w:p>
+            <w:r>
+              <w:t>Materials: laptop (Desmos), pencil.</w:t>
             </w:r>
           </w:p>
         </w:tc>
@@ -275,22 +280,17 @@
               <w:rPr>
                 <w:b/>
               </w:rPr>
-              <w:t>📝  CER REMINDER</w:t>
+              <w:t>📄  DO NOW  —  separate sheet</w:t>
             </w:r>
           </w:p>
           <w:p>
             <w:r>
-              <w:t>CLAIM — one sentence answer.</w:t>
+              <w:t>You got the Touch-or-Cross sheet on entry.</w:t>
             </w:r>
           </w:p>
           <w:p>
             <w:r>
-              <w:t>EVIDENCE — specific numbers, factors, or graph behavior.</w:t>
-            </w:r>
-          </w:p>
-          <w:p>
-            <w:r>
-              <w:t>REASONING — the WHY, using “because” or “since.”</w:t>
+              <w:t>Hold onto it — we’ll compare predictions during the Launch.</w:t>
             </w:r>
           </w:p>
         </w:tc>
@@ -317,144 +317,17 @@
               <w:rPr>
                 <w:b/>
               </w:rPr>
-              <w:t>📄  DO NOW — SEPARATE SHEET</w:t>
+              <w:t>🎮  Blooket  —  Rule Recall   [Do Now B+C]  [DOK 1]   (2 + 7 min)</w:t>
             </w:r>
           </w:p>
           <w:p>
             <w:r>
-              <w:t>You received the Touch-or-Cross prediction sheet on entry.</w:t>
+              <w:t>Teacher puts the code on the screen. Log in (2 min), then 7-minute game.</w:t>
             </w:r>
           </w:p>
           <w:p>
             <w:r>
-              <w:t>Hold onto it — we’ll compare predictions during the Launch synthesis after the Blooket.</w:t>
-            </w:r>
-          </w:p>
-        </w:tc>
-      </w:tr>
-    </w:tbl>
-    <w:p/>
-    <w:tbl>
-      <w:tblPr>
-        <w:tblStyle w:val="TableGrid"/>
-        <w:tblW w:type="auto" w:w="0"/>
-        <w:tblLook w:firstColumn="1" w:firstRow="1" w:lastColumn="0" w:lastRow="0" w:noHBand="0" w:noVBand="1" w:val="04A0"/>
-      </w:tblPr>
-      <w:tblGrid>
-        <w:gridCol w:w="10224"/>
-      </w:tblGrid>
-      <w:tr>
-        <w:tc>
-          <w:tcPr>
-            <w:tcW w:type="dxa" w:w="10224"/>
-          </w:tcPr>
-          <w:p>
-            <w:r/>
-            <w:r>
-              <w:rPr>
-                <w:b/>
-              </w:rPr>
-              <w:t>🎮  Blooket Warm-Up   [Do Now B+C]  [DOK 1]   (2 + 7 min)</w:t>
-            </w:r>
-          </w:p>
-          <w:p>
-            <w:r>
-              <w:t>Teacher displays the code. Log in (2 min). Game runs 7 minutes.</w:t>
-            </w:r>
-          </w:p>
-          <w:p>
-            <w:r>
-              <w:t>Topics: reading multiplicity from factored form, even vs. odd parity, matching graphs to equations, and two recall questions from Day 2.</w:t>
-            </w:r>
-          </w:p>
-        </w:tc>
-      </w:tr>
-    </w:tbl>
-    <w:p/>
-    <w:tbl>
-      <w:tblPr>
-        <w:tblStyle w:val="TableGrid"/>
-        <w:tblW w:type="auto" w:w="0"/>
-        <w:tblLook w:firstColumn="1" w:firstRow="1" w:lastColumn="0" w:lastRow="0" w:noHBand="0" w:noVBand="1" w:val="04A0"/>
-      </w:tblPr>
-      <w:tblGrid>
-        <w:gridCol w:w="10224"/>
-      </w:tblGrid>
-      <w:tr>
-        <w:tc>
-          <w:tcPr>
-            <w:tcW w:type="dxa" w:w="10224"/>
-          </w:tcPr>
-          <w:p>
-            <w:r/>
-            <w:r>
-              <w:rPr>
-                <w:b/>
-              </w:rPr>
-              <w:t>💡  Launch — Name the Thing   [Launch]  [DOK 2]   (8 min)</w:t>
-            </w:r>
-          </w:p>
-          <w:p>
-            <w:r>
-              <w:t>Yesterday you saw g(x) = x(x − 4)² touch the x-axis at x = 4.</w:t>
-            </w:r>
-          </w:p>
-          <w:p>
-            <w:r>
-              <w:t>Today we name it. The word is MULTIPLICITY.</w:t>
-            </w:r>
-          </w:p>
-          <w:p/>
-          <w:p>
-            <w:r>
-              <w:t>Definition (copy in your own words):</w:t>
-            </w:r>
-          </w:p>
-          <w:p>
-            <w:r>
-              <w:t>The MULTIPLICITY of a zero is the number of times its factor appears in the factored form of the polynomial.</w:t>
-            </w:r>
-          </w:p>
-          <w:p/>
-          <w:p>
-            <w:r>
-              <w:t>Example: f(x) = (x − 4)² (x + 1)</w:t>
-            </w:r>
-          </w:p>
-          <w:p>
-            <w:r>
-              <w:t>•  Zero at x = 4: factor (x − 4) appears ____ times.  Multiplicity = ____</w:t>
-            </w:r>
-          </w:p>
-          <w:p>
-            <w:r>
-              <w:t>•  Zero at x = −1: factor (x + 1) appears ____ times. Multiplicity = ____</w:t>
-            </w:r>
-          </w:p>
-          <w:p/>
-          <w:p>
-            <w:r>
-              <w:t>FRAYER — MULTIPLICITY (fill in the four boxes):</w:t>
-            </w:r>
-          </w:p>
-          <w:p>
-            <w:r>
-              <w:t>Definition: ________________________________________</w:t>
-            </w:r>
-          </w:p>
-          <w:p>
-            <w:r>
-              <w:t>Characteristics: ____________________________________</w:t>
-            </w:r>
-          </w:p>
-          <w:p>
-            <w:r>
-              <w:t>Example: ___________________________________________</w:t>
-            </w:r>
-          </w:p>
-          <w:p>
-            <w:r>
-              <w:t>Non-example: _______________________________________</w:t>
+              <w:t>Focus: counting multiplicity from exponents, EVEN → touch, ODD → cross, plus a couple Day 2 ZPP recall items.</w:t>
             </w:r>
           </w:p>
         </w:tc>
@@ -483,7 +356,7 @@
               <w:rPr>
                 <w:b/>
               </w:rPr>
-              <w:t>🔍  Explore — Desmos: (x − 1)ⁿ   [Explore]  [DOK 2–3]   (15 min)</w:t>
+              <w:t>💡  Launch  —  Name the Pattern   [Launch]  [DOK 2]   (12 min)</w:t>
             </w:r>
           </w:p>
         </w:tc>
@@ -495,7 +368,7 @@
           <w:p>
             <w:r/>
             <w:r>
-              <w:t>Investigate in Desmos. Type each and observe x = 1.</w:t>
+              <w:t>We’re about to name the pattern you predicted on the Do Now.  First, type these in Desmos one at a time and watch what the graph does at  x = 1:</w:t>
             </w:r>
           </w:p>
           <w:p>
@@ -503,22 +376,22 @@
           </w:p>
           <w:p>
             <w:r>
-              <w:t>(a)  y = (x − 1)¹        At x = 1 the graph: ____________</w:t>
+              <w:t xml:space="preserve">    (a)  y = (x − 1)¹        At x = 1 the graph: ____________________</w:t>
             </w:r>
           </w:p>
           <w:p>
             <w:r>
-              <w:t>(b)  y = (x − 1)²        At x = 1 the graph: ____________</w:t>
+              <w:t xml:space="preserve">    (b)  y = (x − 1)²        At x = 1 the graph: ____________________</w:t>
             </w:r>
           </w:p>
           <w:p>
             <w:r>
-              <w:t>(c)  y = (x − 1)³        At x = 1 the graph: ____________</w:t>
+              <w:t xml:space="preserve">    (c)  y = (x − 1)³        At x = 1 the graph: ____________________</w:t>
             </w:r>
           </w:p>
           <w:p>
             <w:r>
-              <w:t>(d)  y = (x − 1)⁴        At x = 1 the graph: ____________</w:t>
+              <w:t xml:space="preserve">    (d)  y = (x − 1)⁴        At x = 1 the graph: ____________________</w:t>
             </w:r>
           </w:p>
           <w:p>
@@ -526,17 +399,17 @@
           </w:p>
           <w:p>
             <w:r>
-              <w:t>What pattern do you see as the multiplicity increases?</w:t>
+              <w:t>What pattern do you see?</w:t>
             </w:r>
           </w:p>
           <w:p>
             <w:r>
-              <w:t>_______________________________________________</w:t>
+              <w:t>_______________________________________________________________</w:t>
             </w:r>
           </w:p>
           <w:p>
             <w:r>
-              <w:t>_______________________________________________</w:t>
+              <w:t>_______________________________________________________________</w:t>
             </w:r>
           </w:p>
           <w:p>
@@ -544,17 +417,40 @@
           </w:p>
           <w:p>
             <w:r>
-              <w:t>BONUS: multiplicity 3 vs. multiplicity 1 — both cross. What’s DIFFERENT about how they cross?</w:t>
+              <w:t>THE WORD:   the number of times a factor appears in the factored form is called its  MULTIPLICITY.</w:t>
             </w:r>
           </w:p>
           <w:p>
             <w:r>
-              <w:t>_______________________________________________</w:t>
+              <w:t xml:space="preserve">    (x − 1)² has multiplicity 2 at x = 1.    (x − 1)⁴ has multiplicity 4 at x = 1.</w:t>
+            </w:r>
+          </w:p>
+          <w:p>
+            <w:r/>
+          </w:p>
+          <w:p>
+            <w:r>
+              <w:t>T-CHART  —  fill in after the Desmos investigation:</w:t>
             </w:r>
           </w:p>
           <w:p>
             <w:r>
-              <w:t>(Hint: the graph gets ____________ right at the zero.)</w:t>
+              <w:t xml:space="preserve">   ODD multiplicity (1, 3, 5…)        |   EVEN multiplicity (2, 4, 6…)</w:t>
+            </w:r>
+          </w:p>
+          <w:p>
+            <w:r>
+              <w:t xml:space="preserve">   Behavior at the zero:                |   Behavior at the zero:</w:t>
+            </w:r>
+          </w:p>
+          <w:p>
+            <w:r>
+              <w:t xml:space="preserve">   ____________________________         |   ____________________________</w:t>
+            </w:r>
+          </w:p>
+          <w:p>
+            <w:r>
+              <w:t xml:space="preserve">   ____________________________         |   ____________________________</w:t>
             </w:r>
           </w:p>
         </w:tc>
@@ -583,7 +479,7 @@
               <w:rPr>
                 <w:b/>
               </w:rPr>
-              <w:t>📊  Even vs. Odd T-Chart</w:t>
+              <w:t>✏️  Practice  —  Zeros + Multiplicities + Behavior   [Practice]  [DOK 2]   (10 min)</w:t>
             </w:r>
           </w:p>
         </w:tc>
@@ -595,12 +491,7 @@
           <w:p>
             <w:r/>
             <w:r>
-              <w:t>EVEN vs. ODD MULTIPLICITY — T-chart</w:t>
-            </w:r>
-          </w:p>
-          <w:p>
-            <w:r>
-              <w:t>(Fill in after the Desmos investigation below.)</w:t>
+              <w:t>For each polynomial: list the zeros, the multiplicity of each, and what the graph does (cross / touch / flatten-through).</w:t>
             </w:r>
           </w:p>
           <w:p>
@@ -608,47 +499,43 @@
           </w:p>
           <w:p>
             <w:r>
-              <w:t>ODD multiplicity (1, 3, 5, ...)  |  EVEN multiplicity (2, 4, 6, ...)</w:t>
+              <w:t>A.  f(x) = x(x+4)(x−1)⁴</w:t>
             </w:r>
           </w:p>
           <w:p>
             <w:r>
-              <w:t>-----------------------------------|-----------------------------------</w:t>
+              <w:t xml:space="preserve">    Zeros &amp; multiplicities:  ____________________________________</w:t>
             </w:r>
           </w:p>
           <w:p>
             <w:r>
-              <w:t>Behavior at the zero:              |  Behavior at the zero:</w:t>
+              <w:t xml:space="preserve">    Behavior at each:        ____________________________________</w:t>
+            </w:r>
+          </w:p>
+          <w:p>
+            <w:r/>
+          </w:p>
+          <w:p>
+            <w:r>
+              <w:t>B.  f(x) = (x² + 9)(x − 1)⁵(x + 2)²</w:t>
             </w:r>
           </w:p>
           <w:p>
             <w:r>
-              <w:t>______________________________     |  ______________________________</w:t>
+              <w:t xml:space="preserve">    Zeros &amp; multiplicities:  ____________________________________</w:t>
             </w:r>
           </w:p>
           <w:p>
             <w:r>
-              <w:t>______________________________     |  ______________________________</w:t>
+              <w:t xml:space="preserve">    Behavior at each:        ____________________________________</w:t>
             </w:r>
           </w:p>
           <w:p>
-            <w:r>
-              <w:t>Sketch a picture:                  |  Sketch a picture:</w:t>
-            </w:r>
+            <w:r/>
           </w:p>
           <w:p>
             <w:r>
-              <w:t xml:space="preserve">                                   |</w:t>
-            </w:r>
-          </w:p>
-          <w:p>
-            <w:r>
-              <w:t>Sentence frame:</w:t>
-            </w:r>
-          </w:p>
-          <w:p>
-            <w:r>
-              <w:t>“The multiplicity is ____, so the graph ____ at x = ____.”</w:t>
+              <w:t>Source: Savvas Try It items (question bank IDs: 3-5-tryit-2a, 3-5-tryit-2b).</w:t>
             </w:r>
           </w:p>
         </w:tc>
@@ -677,7 +564,7 @@
               <w:rPr>
                 <w:b/>
               </w:rPr>
-              <w:t>✏️  Try It — Zeros + Multiplicities + Behavior</w:t>
+              <w:t>🔎  Explore  —  Tonya’s Graph (Error Analysis)   [Explore]  [DOK 3]   (15 min)</w:t>
             </w:r>
           </w:p>
         </w:tc>
@@ -689,12 +576,17 @@
           <w:p>
             <w:r/>
             <w:r>
-              <w:t>For each polynomial, find the zeros AND the multiplicity of each, then</w:t>
+              <w:t>THE PROBLEM</w:t>
             </w:r>
           </w:p>
           <w:p>
             <w:r>
-              <w:t>write what the graph does (cross / touch / flatten-through).</w:t>
+              <w:t>Tonya sketches  f(x) = (x + 1)² (x − 3).</w:t>
+            </w:r>
+          </w:p>
+          <w:p>
+            <w:r>
+              <w:t>She draws the graph CROSSING the x-axis at  x = −1  and CROSSING at  x = 3.</w:t>
             </w:r>
           </w:p>
           <w:p>
@@ -702,17 +594,22 @@
           </w:p>
           <w:p>
             <w:r>
-              <w:t>A.  f(x) = (x + 3)(x − 2)²</w:t>
+              <w:t>THE RULES YOU NEED (everything is right here)</w:t>
             </w:r>
           </w:p>
           <w:p>
             <w:r>
-              <w:t xml:space="preserve">    Zeros &amp; multiplicities: ___________________________</w:t>
+              <w:t>•  RULE 1:  The multiplicity of a zero is the EXPONENT on its factor.</w:t>
             </w:r>
           </w:p>
           <w:p>
             <w:r>
-              <w:t xml:space="preserve">    Behavior at each:       ___________________________</w:t>
+              <w:t>•  RULE 2:  EVEN multiplicity → graph TOUCHES and turns at that zero.</w:t>
+            </w:r>
+          </w:p>
+          <w:p>
+            <w:r>
+              <w:t>•  RULE 3:  ODD multiplicity → graph CROSSES at that zero.</w:t>
             </w:r>
           </w:p>
           <w:p>
@@ -720,17 +617,22 @@
           </w:p>
           <w:p>
             <w:r>
-              <w:t>B.  g(x) = x² (x − 5)³</w:t>
+              <w:t>STEP 1  —  What did Tonya get RIGHT?</w:t>
             </w:r>
           </w:p>
           <w:p>
             <w:r>
-              <w:t xml:space="preserve">    Zeros &amp; multiplicities: ___________________________</w:t>
+              <w:t xml:space="preserve">    (Look at the zero at x = 3.  What’s its multiplicity?  Does crossing match?)</w:t>
             </w:r>
           </w:p>
           <w:p>
             <w:r>
-              <w:t xml:space="preserve">    Behavior at each:       ___________________________</w:t>
+              <w:t>_____________________________________________________________________</w:t>
+            </w:r>
+          </w:p>
+          <w:p>
+            <w:r>
+              <w:t>_____________________________________________________________________</w:t>
             </w:r>
           </w:p>
           <w:p>
@@ -738,17 +640,22 @@
           </w:p>
           <w:p>
             <w:r>
-              <w:t>C.  h(x) = (x + 1)⁴ (x − 4)</w:t>
+              <w:t>STEP 2  —  What did Tonya get WRONG?  Use the word “multiplicity”.</w:t>
             </w:r>
           </w:p>
           <w:p>
             <w:r>
-              <w:t xml:space="preserve">    Zeros &amp; multiplicities: ___________________________</w:t>
+              <w:t xml:space="preserve">    (Look at the zero at x = −1.  What’s its multiplicity?  What SHOULD the graph do?)</w:t>
             </w:r>
           </w:p>
           <w:p>
             <w:r>
-              <w:t xml:space="preserve">    Behavior at each:       ___________________________</w:t>
+              <w:t>_____________________________________________________________________</w:t>
+            </w:r>
+          </w:p>
+          <w:p>
+            <w:r>
+              <w:t>_____________________________________________________________________</w:t>
             </w:r>
           </w:p>
           <w:p>
@@ -756,58 +663,32 @@
           </w:p>
           <w:p>
             <w:r>
-              <w:t>D.  CHALLENGE: Write a polynomial whose graph CROSSES at x = 0, TOUCHES at x = 2, and FLATTENS THROUGH at x = −1.</w:t>
+              <w:t>STEP 3  —  Defend the CORRECT behavior at  x = −1.</w:t>
             </w:r>
           </w:p>
           <w:p>
             <w:r>
-              <w:t xml:space="preserve">    f(x) = _________________________________</w:t>
-            </w:r>
-          </w:p>
-        </w:tc>
-      </w:tr>
-    </w:tbl>
-    <w:p/>
-    <w:tbl>
-      <w:tblPr>
-        <w:tblStyle w:val="TableGrid"/>
-        <w:tblW w:type="auto" w:w="0"/>
-        <w:tblLook w:firstColumn="1" w:firstRow="1" w:lastColumn="0" w:lastRow="0" w:noHBand="0" w:noVBand="1" w:val="04A0"/>
-      </w:tblPr>
-      <w:tblGrid>
-        <w:gridCol w:w="2592"/>
-        <w:gridCol w:w="6768"/>
-      </w:tblGrid>
-      <w:tr>
-        <w:tc>
-          <w:tcPr>
-            <w:tcW w:type="dxa" w:w="5112"/>
-            <w:vAlign w:val="top"/>
-          </w:tcPr>
-          <w:p>
-            <w:r/>
-            <w:r>
-              <w:rPr>
-                <w:b/>
-              </w:rPr>
-              <w:t>🔎  Error Analysis — Tonya’s Graph   [Explore]  [DOK 3]   (10 min)</w:t>
-            </w:r>
-          </w:p>
-        </w:tc>
-        <w:tc>
-          <w:tcPr>
-            <w:tcW w:type="dxa" w:w="5112"/>
-            <w:vAlign w:val="top"/>
-          </w:tcPr>
-          <w:p>
-            <w:r/>
-            <w:r>
-              <w:t>Tonya sketches f(x) = (x + 1)² (x − 3).</w:t>
+              <w:t xml:space="preserve">    Use the sentence frame:  “The multiplicity is ___, so the graph ___ at x = ___</w:t>
             </w:r>
           </w:p>
           <w:p>
             <w:r>
-              <w:t>She draws the graph CROSSING the x-axis at x = −1 and CROSSING at x = 3.</w:t>
+              <w:t xml:space="preserve">    because ___.”</w:t>
+            </w:r>
+          </w:p>
+          <w:p>
+            <w:r>
+              <w:t>_____________________________________________________________________</w:t>
+            </w:r>
+          </w:p>
+          <w:p>
+            <w:r>
+              <w:t>_____________________________________________________________________</w:t>
+            </w:r>
+          </w:p>
+          <w:p>
+            <w:r>
+              <w:t>_____________________________________________________________________</w:t>
             </w:r>
           </w:p>
           <w:p>
@@ -815,17 +696,12 @@
           </w:p>
           <w:p>
             <w:r>
-              <w:t>(a)  What did Tonya get RIGHT?</w:t>
+              <w:t>STEP 4  —  Verify in Desmos.</w:t>
             </w:r>
           </w:p>
           <w:p>
             <w:r>
-              <w:t>_______________________________________________</w:t>
-            </w:r>
-          </w:p>
-          <w:p>
-            <w:r>
-              <w:t>_______________________________________________</w:t>
+              <w:t xml:space="preserve">    Graph  f(x) = (x + 1)² (x − 3).  Touch at x = −1?  Cross at x = 3?</w:t>
             </w:r>
           </w:p>
           <w:p>
@@ -833,50 +709,7 @@
           </w:p>
           <w:p>
             <w:r>
-              <w:t>(b)  What did Tonya get WRONG? Use the word “multiplicity.”</w:t>
-            </w:r>
-          </w:p>
-          <w:p>
-            <w:r>
-              <w:t>_______________________________________________</w:t>
-            </w:r>
-          </w:p>
-          <w:p>
-            <w:r>
-              <w:t>_______________________________________________</w:t>
-            </w:r>
-          </w:p>
-          <w:p>
-            <w:r/>
-          </w:p>
-          <w:p>
-            <w:r>
-              <w:t>(c)  Use CER format. Defend the CORRECT behavior at x = −1.</w:t>
-            </w:r>
-          </w:p>
-          <w:p>
-            <w:r>
-              <w:t>Claim:    ________________________________________</w:t>
-            </w:r>
-          </w:p>
-          <w:p>
-            <w:r>
-              <w:t>Evidence: ________________________________________</w:t>
-            </w:r>
-          </w:p>
-          <w:p>
-            <w:r>
-              <w:t xml:space="preserve">           ________________________________________</w:t>
-            </w:r>
-          </w:p>
-          <w:p>
-            <w:r>
-              <w:t>Reasoning:________________________________________</w:t>
-            </w:r>
-          </w:p>
-          <w:p>
-            <w:r>
-              <w:t xml:space="preserve">           ________________________________________</w:t>
+              <w:t>STEP 5  —  Explain to your partner using the sentence frame above.</w:t>
             </w:r>
           </w:p>
         </w:tc>
@@ -903,23 +736,12 @@
               <w:rPr>
                 <w:b/>
               </w:rPr>
-              <w:t>🔁  SHARE / SUMMARY   [Share/Summary]  [DOK 2]   (4 min)</w:t>
+              <w:t>🔁  SHARE / SUMMARY   [Share/Summary]  [DOK 2]   (folded into Exit)</w:t>
             </w:r>
           </w:p>
           <w:p>
             <w:r>
-              <w:t>Synthesis:</w:t>
-            </w:r>
-          </w:p>
-          <w:p>
-            <w:r>
-              <w:t>A repeated factor creates a zero of higher ____________. The parity of the multiplicity (even or odd) tells you whether the graph ________ or ________ at that zero.</w:t>
-            </w:r>
-          </w:p>
-          <w:p/>
-          <w:p>
-            <w:r>
-              <w:t>Quick self-check — circle one for each (Criteria for Success):</w:t>
+              <w:t>Self-check  —  circle one for each:</w:t>
             </w:r>
           </w:p>
           <w:p>
@@ -934,18 +756,13 @@
           </w:p>
           <w:p>
             <w:r>
-              <w:t>3.  I can explain WHY even multiplicity causes a touch.             ✓    partly    not yet</w:t>
-            </w:r>
-          </w:p>
-          <w:p>
-            <w:r>
-              <w:t>4.  I can spot and correct a multiplicity error in someone else’s graph.  ✓    partly    not yet</w:t>
+              <w:t>3.  I can spot a multiplicity error in someone else’s graph.        ✓    partly    not yet</w:t>
             </w:r>
           </w:p>
           <w:p/>
           <w:p>
             <w:r>
-              <w:t>Preview: tomorrow we handle polynomials whose roots aren’t all real.</w:t>
+              <w:t>Preview Day 4: what if a polynomial’s zeros aren’t all real numbers?</w:t>
             </w:r>
           </w:p>
         </w:tc>
@@ -972,60 +789,56 @@
               <w:rPr>
                 <w:b/>
               </w:rPr>
-              <w:t>📤  EXIT TICKET — CER   [Exit Ticket]  [DOK 2]   (4 min)</w:t>
+              <w:t>📤  EXIT TICKET  —  SUMMARY   [Exit Ticket]  [DOK 1–2]   (4 min)</w:t>
             </w:r>
           </w:p>
           <w:p>
             <w:r>
-              <w:t>For p(x) = (x + 2)³ (x − 1)² (x − 4),</w:t>
+              <w:t>Today we discovered:</w:t>
             </w:r>
           </w:p>
           <w:p/>
           <w:p>
             <w:r>
-              <w:t>(a)  List each zero and its multiplicity.</w:t>
-            </w:r>
-          </w:p>
-          <w:p>
-            <w:r>
-              <w:t>_______________________________________________</w:t>
+              <w:t>1.  The MULTIPLICITY of a zero is the  ______________  on its factor.</w:t>
             </w:r>
           </w:p>
           <w:p/>
           <w:p>
             <w:r>
-              <w:t>(b)  For EACH zero, predict the behavior (cross / touch / flatten-through).</w:t>
+              <w:t>2.  EVEN multiplicity  →  graph  ______________  at the zero.</w:t>
             </w:r>
           </w:p>
           <w:p>
             <w:r>
-              <w:t>_______________________________________________</w:t>
-            </w:r>
-          </w:p>
-          <w:p>
-            <w:r>
-              <w:t>_______________________________________________</w:t>
+              <w:t xml:space="preserve">    ODD multiplicity   →  graph  ______________  at the zero.</w:t>
             </w:r>
           </w:p>
           <w:p/>
           <w:p>
             <w:r>
-              <w:t>(c)  In ONE sentence, explain how the multiplicity told you each behavior.</w:t>
+              <w:t>3.  Quick application: in  p(x) = (x + 2)³ (x − 4),</w:t>
             </w:r>
           </w:p>
           <w:p>
             <w:r>
-              <w:t>Use the frame: “The multiplicity is ___, so the graph ___ at x = ___.”</w:t>
+              <w:t xml:space="preserve">      at  x = −2  the multiplicity is ____  and the graph will ____________.</w:t>
             </w:r>
           </w:p>
           <w:p>
             <w:r>
-              <w:t>_______________________________________________</w:t>
+              <w:t xml:space="preserve">      at  x =  4  the multiplicity is ____  and the graph will ____________.</w:t>
+            </w:r>
+          </w:p>
+          <w:p/>
+          <w:p>
+            <w:r>
+              <w:t>4.  One sentence — the most important thing I learned today:</w:t>
             </w:r>
           </w:p>
           <w:p>
             <w:r>
-              <w:t>_______________________________________________</w:t>
+              <w:t>_____________________________________________________________________</w:t>
             </w:r>
           </w:p>
         </w:tc>

--- a/Day_3_Student_Packet.docx
+++ b/Day_3_Student_Packet.docx
@@ -11,15 +11,53 @@
         <w:t>ALGEBRA 2  |  LESSON 3-5</w:t>
       </w:r>
     </w:p>
+    <w:tbl>
+      <w:tblPr>
+        <w:tblW w:type="auto" w:w="0"/>
+        <w:tblLayout w:type="fixed"/>
+        <w:tblLook w:firstColumn="1" w:firstRow="1" w:lastColumn="0" w:lastRow="0" w:noHBand="0" w:noVBand="1" w:val="04A0"/>
+      </w:tblPr>
+      <w:tblGrid>
+        <w:gridCol w:w="10224"/>
+      </w:tblGrid>
+      <w:tr>
+        <w:tc>
+          <w:tcPr>
+            <w:tcW w:type="dxa" w:w="10224"/>
+            <w:shd w:val="clear" w:color="auto" w:fill="2B5C8A"/>
+            <w:tcBorders>
+              <w:top w:val="single" w:sz="4" w:space="0" w:color="2B5C8A"/>
+              <w:left w:val="single" w:sz="4" w:space="0" w:color="2B5C8A"/>
+              <w:bottom w:val="single" w:sz="4" w:space="0" w:color="2B5C8A"/>
+              <w:right w:val="single" w:sz="4" w:space="0" w:color="2B5C8A"/>
+            </w:tcBorders>
+            <w:vAlign w:val="center"/>
+          </w:tcPr>
+          <w:p>
+            <w:r/>
+            <w:r>
+              <w:rPr>
+                <w:b/>
+                <w:color w:val="FFFFFF"/>
+                <w:sz w:val="32"/>
+              </w:rPr>
+              <w:t>Day 3  │  The Magic of Multiplicity</w:t>
+            </w:r>
+          </w:p>
+        </w:tc>
+      </w:tr>
+    </w:tbl>
     <w:p>
       <w:r>
         <w:rPr>
-          <w:b/>
-          <w:sz w:val="26"/>
+          <w:i/>
+          <w:color w:val="555555"/>
+          <w:sz w:val="20"/>
         </w:rPr>
-        <w:t>Day 3  |  The Magic of Multiplicity</w:t>
+        <w:t>Use Desmos to compare graphs.  Use cross, touch, turn, even, odd, and multiplicity in every explanation.</w:t>
       </w:r>
     </w:p>
+    <w:p/>
     <w:tbl>
       <w:tblPr>
         <w:tblStyle w:val="TableGrid"/>
@@ -479,7 +517,7 @@
               <w:rPr>
                 <w:b/>
               </w:rPr>
-              <w:t>✏️  Practice  —  Zeros + Multiplicities + Behavior   [Practice]  [DOK 2]   (10 min)</w:t>
+              <w:t>✏️  Practice  —  Zeros + Multiplicities + Behavior   [Practice]  [DOK 2]   (7 min)</w:t>
             </w:r>
           </w:p>
         </w:tc>
@@ -736,7 +774,7 @@
               <w:rPr>
                 <w:b/>
               </w:rPr>
-              <w:t>🔁  SHARE / SUMMARY   [Share/Summary]  [DOK 2]   (folded into Exit)</w:t>
+              <w:t>🔁  SHARE / SUMMARY   [Share/Summary]  [DOK 2]   (3 min)</w:t>
             </w:r>
           </w:p>
           <w:p>
@@ -771,7 +809,6 @@
     <w:p/>
     <w:tbl>
       <w:tblPr>
-        <w:tblStyle w:val="TableGrid"/>
         <w:tblW w:type="auto" w:w="0"/>
         <w:tblLook w:firstColumn="1" w:firstRow="1" w:lastColumn="0" w:lastRow="0" w:noHBand="0" w:noVBand="1" w:val="04A0"/>
       </w:tblPr>
@@ -782,12 +819,22 @@
         <w:tc>
           <w:tcPr>
             <w:tcW w:type="dxa" w:w="10224"/>
+            <w:tcBorders>
+              <w:top w:val="single" w:sz="8" w:space="0" w:color="C0392B"/>
+              <w:left w:val="single" w:sz="8" w:space="0" w:color="C0392B"/>
+              <w:bottom w:val="single" w:sz="8" w:space="0" w:color="C0392B"/>
+              <w:right w:val="single" w:sz="8" w:space="0" w:color="C0392B"/>
+            </w:tcBorders>
+            <w:shd w:val="clear" w:color="auto" w:fill="FCEAE8"/>
+            <w:vAlign w:val="top"/>
           </w:tcPr>
           <w:p>
             <w:r/>
             <w:r>
               <w:rPr>
                 <w:b/>
+                <w:color w:val="C0392B"/>
+                <w:sz w:val="22"/>
               </w:rPr>
               <w:t>📤  EXIT TICKET  —  SUMMARY   [Exit Ticket]  [DOK 1–2]   (4 min)</w:t>
             </w:r>
@@ -797,13 +844,17 @@
               <w:t>Today we discovered:</w:t>
             </w:r>
           </w:p>
-          <w:p/>
+          <w:p>
+            <w:r/>
+          </w:p>
           <w:p>
             <w:r>
               <w:t>1.  The MULTIPLICITY of a zero is the  ______________  on its factor.</w:t>
             </w:r>
           </w:p>
-          <w:p/>
+          <w:p>
+            <w:r/>
+          </w:p>
           <w:p>
             <w:r>
               <w:t>2.  EVEN multiplicity  →  graph  ______________  at the zero.</w:t>
@@ -814,7 +865,9 @@
               <w:t xml:space="preserve">    ODD multiplicity   →  graph  ______________  at the zero.</w:t>
             </w:r>
           </w:p>
-          <w:p/>
+          <w:p>
+            <w:r/>
+          </w:p>
           <w:p>
             <w:r>
               <w:t>3.  Quick application: in  p(x) = (x + 2)³ (x − 4),</w:t>
@@ -830,7 +883,9 @@
               <w:t xml:space="preserve">      at  x =  4  the multiplicity is ____  and the graph will ____________.</w:t>
             </w:r>
           </w:p>
-          <w:p/>
+          <w:p>
+            <w:r/>
+          </w:p>
           <w:p>
             <w:r>
               <w:t>4.  One sentence — the most important thing I learned today:</w:t>
@@ -846,6 +901,7 @@
     </w:tbl>
     <w:p/>
     <w:sectPr>
+      <w:headerReference w:type="default" r:id="rId9"/>
       <w:pgSz w:w="12240" w:h="15840"/>
       <w:pgMar w:top="864" w:right="1008" w:bottom="864" w:left="1008" w:header="720" w:footer="720" w:gutter="0"/>
       <w:cols w:space="720"/>
@@ -853,6 +909,34 @@
     </w:sectPr>
   </w:body>
 </w:document>
+</file>
+
+<file path=word/header1.xml><?xml version="1.0" encoding="utf-8"?>
+<w:hdr xmlns:m="http://schemas.openxmlformats.org/officeDocument/2006/math" xmlns:mc="http://schemas.openxmlformats.org/markup-compatibility/2006" xmlns:mo="http://schemas.microsoft.com/office/mac/office/2008/main" xmlns:mv="urn:schemas-microsoft-com:mac:vml" xmlns:o="urn:schemas-microsoft-com:office:office" xmlns:r="http://schemas.openxmlformats.org/officeDocument/2006/relationships" xmlns:v="urn:schemas-microsoft-com:vml" xmlns:w10="urn:schemas-microsoft-com:office:word" xmlns:w14="http://schemas.microsoft.com/office/word/2010/wordml" xmlns:w="http://schemas.openxmlformats.org/wordprocessingml/2006/main" xmlns:wne="http://schemas.microsoft.com/office/word/2006/wordml" xmlns:wp14="http://schemas.microsoft.com/office/word/2010/wordprocessingDrawing" xmlns:wp="http://schemas.openxmlformats.org/drawingml/2006/wordprocessingDrawing" xmlns:wpc="http://schemas.microsoft.com/office/word/2010/wordprocessingCanvas" xmlns:wpg="http://schemas.microsoft.com/office/word/2010/wordprocessingGroup" xmlns:wpi="http://schemas.microsoft.com/office/word/2010/wordprocessingInk" xmlns:wps="http://schemas.microsoft.com/office/word/2010/wordprocessingShape" mc:Ignorable="w14 wp14">
+  <w:p>
+    <w:pPr>
+      <w:pStyle w:val="Header"/>
+      <w:tabs>
+        <w:tab w:pos="9360" w:val="left"/>
+      </w:tabs>
+    </w:pPr>
+    <w:r>
+      <w:rPr>
+        <w:sz w:val="18"/>
+      </w:rPr>
+      <w:t>FULL NAME: ________________________</w:t>
+    </w:r>
+    <w:r>
+      <w:tab/>
+    </w:r>
+    <w:r>
+      <w:rPr>
+        <w:sz w:val="18"/>
+      </w:rPr>
+      <w:t>BLOCK: __________</w:t>
+    </w:r>
+  </w:p>
+</w:hdr>
 </file>
 
 <file path=word/numbering.xml><?xml version="1.0" encoding="utf-8"?>
